--- a/docs/浮屿作品说明与彩蛋指南.docx
+++ b/docs/浮屿作品说明与彩蛋指南.docx
@@ -7,6 +7,9 @@
         <w:pStyle w:val="Title"/>
       </w:pPr>
       <w:r>
+        <w:rPr>
+          <w:color w:val="000000"/>
+        </w:rPr>
         <w:t>浮屿作品说明与彩蛋指南</w:t>
       </w:r>
     </w:p>
@@ -15,12 +18,15 @@
         <w:pStyle w:val="Subtitle"/>
       </w:pPr>
       <w:r>
-        <w:t>ISOLA  海岛观察手册  2026年10月6日</w:t>
+        <w:rPr>
+          <w:color w:val="000000"/>
+        </w:rPr>
+        <w:t>ISOLA  海岛观察手册  v1.1.0  2026年10月18日</w:t>
       </w:r>
     </w:p>
     <w:p>
       <w:r>
-        <w:t>浮屿是一座可以自由观察的三维海岛。三座山峰、沙滩、泻湖、山洞与码头构成了它的日常风景；日光、月相、四季和天气则不断改变同一处景物的表情。这份指南介绍容易错过的细节，也公开藏在视角按钮里的音乐彩蛋。</w:t>
+        <w:t>浮屿是一座可以自由观察的三维海岛。三座山峰、沙滩、泻湖、山洞与码头构成了它的日常风景；日光、月相、四季和天气则不断改变同一处景物的表情。这份指南介绍当前版本的操作与容易错过的风景，文末按版本列出重要更新。v1.1.0 新增月食、血月和冬夜极光，并更新海岸材质、云层与天气交互。</w:t>
       </w:r>
     </w:p>
     <w:p>
@@ -28,6 +34,9 @@
         <w:pStyle w:val="Heading2"/>
       </w:pPr>
       <w:r>
+        <w:rPr>
+          <w:color w:val="000000"/>
+        </w:rPr>
         <w:t>先把声音打开</w:t>
       </w:r>
     </w:p>
@@ -41,6 +50,9 @@
         <w:pStyle w:val="Heading2"/>
       </w:pPr>
       <w:r>
+        <w:rPr>
+          <w:color w:val="000000"/>
+        </w:rPr>
         <w:t>靠近以后再看</w:t>
       </w:r>
     </w:p>
@@ -55,6 +67,14 @@
         <w:jc w:val="center"/>
         <w:tblLayout w:type="fixed"/>
         <w:tblLook w:firstColumn="1" w:firstRow="1" w:lastColumn="0" w:lastRow="0" w:noHBand="0" w:noVBand="1" w:val="04A0"/>
+        <w:tblBorders>
+          <w:top w:val="single" w:sz="4" w:color="D9D9D9"/>
+          <w:left w:val="single" w:sz="4" w:color="D9D9D9"/>
+          <w:bottom w:val="single" w:sz="4" w:color="D9D9D9"/>
+          <w:right w:val="single" w:sz="4" w:color="D9D9D9"/>
+          <w:insideH w:val="single" w:sz="4" w:color="D9D9D9"/>
+          <w:insideV w:val="single" w:sz="4" w:color="D9D9D9"/>
+        </w:tblBorders>
       </w:tblPr>
       <w:tblGrid>
         <w:gridCol w:w="1800"/>
@@ -69,7 +89,7 @@
           <w:tcPr>
             <w:tcW w:type="dxa" w:w="1800"/>
             <w:vAlign w:val="center"/>
-            <w:shd w:fill="E3EDE4"/>
+            <w:shd w:fill="E7EBE9"/>
             <w:tcMar>
               <w:top w:w="60" w:type="dxa"/>
               <w:bottom w:w="60" w:type="dxa"/>
@@ -84,6 +104,7 @@
             <w:r>
               <w:rPr>
                 <w:b/>
+                <w:color w:val="000000"/>
                 <w:sz w:val="21"/>
               </w:rPr>
               <w:t>操作</w:t>
@@ -94,7 +115,7 @@
           <w:tcPr>
             <w:tcW w:type="dxa" w:w="8136"/>
             <w:vAlign w:val="center"/>
-            <w:shd w:fill="E3EDE4"/>
+            <w:shd w:fill="E7EBE9"/>
             <w:tcMar>
               <w:top w:w="60" w:type="dxa"/>
               <w:bottom w:w="60" w:type="dxa"/>
@@ -109,6 +130,7 @@
             <w:r>
               <w:rPr>
                 <w:b/>
+                <w:color w:val="000000"/>
                 <w:sz w:val="21"/>
               </w:rPr>
               <w:t>可以发现什么</w:t>
@@ -213,15 +235,8 @@
             </w:tcMar>
           </w:tcPr>
           <w:p>
-            <w:pPr>
-              <w:spacing w:after="0" w:line="290" w:lineRule="exact"/>
-            </w:pPr>
             <w:r>
-              <w:rPr>
-                <w:b w:val="0"/>
-                <w:sz w:val="21"/>
-              </w:rPr>
-              <w:t>开启或关闭动态诗句。出现诗句还需要满足满月和画面可见条件。</w:t>
+              <w:t>默认关闭。点击开启后，还需要满足满月和画面可见条件才显示诗句。</w:t>
             </w:r>
           </w:p>
         </w:tc>
@@ -323,15 +338,8 @@
             </w:tcMar>
           </w:tcPr>
           <w:p>
-            <w:pPr>
-              <w:spacing w:after="0" w:line="290" w:lineRule="exact"/>
-            </w:pPr>
             <w:r>
-              <w:rPr>
-                <w:b w:val="0"/>
-                <w:sz w:val="21"/>
-              </w:rPr>
-              <w:t>四季、天气、时间、月相、音量与画质都在同一个紧凑面板中。</w:t>
+              <w:t>可拖动面板；点击版本号查看更新列表，点击返回图标回到设置。</w:t>
             </w:r>
           </w:p>
         </w:tc>
@@ -347,6 +355,9 @@
         <w:pStyle w:val="Heading2"/>
       </w:pPr>
       <w:r>
+        <w:rPr>
+          <w:color w:val="000000"/>
+        </w:rPr>
         <w:t>让变化自己发生</w:t>
       </w:r>
     </w:p>
@@ -357,7 +368,7 @@
     </w:p>
     <w:p>
       <w:r>
-        <w:t>进入画面前，加载文字会随机轮换“正在向海水加盐……”“正在呼叫鲸鱼和海豚……”等句子。海岛出现后，“张在元”印章先在画面中央盖下，再飞到左上角，与“浮屿”一起留下作品的落款。</w:t>
+        <w:t>进入画面前，加载文字会随机轮换“正在向海水加盐……”“正在绘制云朵……”“正在点燃星辰……”等句子。海岛出现后，“张在元”印章先在画面中央盖下，再飞到左上角，与“浮屿”一起留下作品的落款。</w:t>
       </w:r>
     </w:p>
     <w:p>
@@ -370,6 +381,9 @@
         <w:pStyle w:val="Heading1"/>
       </w:pPr>
       <w:r>
+        <w:rPr>
+          <w:color w:val="000000"/>
+        </w:rPr>
         <w:t>值得停下来观察的风景</w:t>
       </w:r>
     </w:p>
@@ -378,6 +392,9 @@
         <w:pStyle w:val="Heading2"/>
       </w:pPr>
       <w:r>
+        <w:rPr>
+          <w:color w:val="000000"/>
+        </w:rPr>
         <w:t>太阳落下时的颜色</w:t>
       </w:r>
     </w:p>
@@ -391,6 +408,9 @@
         <w:pStyle w:val="Heading2"/>
       </w:pPr>
       <w:r>
+        <w:rPr>
+          <w:color w:val="000000"/>
+        </w:rPr>
         <w:t>海上生明月</w:t>
       </w:r>
     </w:p>
@@ -404,6 +424,9 @@
         <w:pStyle w:val="Heading2"/>
       </w:pPr>
       <w:r>
+        <w:rPr>
+          <w:color w:val="000000"/>
+        </w:rPr>
         <w:t>海水与海风</w:t>
       </w:r>
     </w:p>
@@ -417,12 +440,15 @@
         <w:pStyle w:val="Heading2"/>
       </w:pPr>
       <w:r>
+        <w:rPr>
+          <w:color w:val="000000"/>
+        </w:rPr>
         <w:t>云层和雨后的彩虹</w:t>
       </w:r>
     </w:p>
     <w:p>
       <w:r>
-        <w:t>云朵缓缓移动，云量有时稀疏、有时密集。天气包含晴天、阴天、雨、雾、雷暴和雪。下过雨或雷暴后，如果转为有日光的晴天，天空会出现逐渐淡入又淡出的彩虹。想主动寻找它，可以先让雨落下来，再切到晴天等一等。</w:t>
+        <w:t>云朵缓缓移动，云顶明亮，内部带有冷蓝阴影。云按钮依次切换默认云形、全部云形的少、中、多档，后三档分别显示一朵、两朵、三朵云图标。雨按钮依次切换普通雨、台风、关闭降雨；自动天气也会随机选择不同云量。雨后转为有日光的晴天，可以等待逐渐出现又淡出的彩虹。</w:t>
       </w:r>
     </w:p>
     <w:p>
@@ -430,6 +456,9 @@
         <w:pStyle w:val="Heading2"/>
       </w:pPr>
       <w:r>
+        <w:rPr>
+          <w:color w:val="000000"/>
+        </w:rPr>
         <w:t>浅海和泻湖里的居民</w:t>
       </w:r>
     </w:p>
@@ -443,6 +472,9 @@
         <w:pStyle w:val="Heading2"/>
       </w:pPr>
       <w:r>
+        <w:rPr>
+          <w:color w:val="000000"/>
+        </w:rPr>
         <w:t>远海里的偶遇</w:t>
       </w:r>
     </w:p>
@@ -456,6 +488,9 @@
         <w:pStyle w:val="Heading2"/>
       </w:pPr>
       <w:r>
+        <w:rPr>
+          <w:color w:val="000000"/>
+        </w:rPr>
         <w:t>山路尽头的停留点</w:t>
       </w:r>
     </w:p>
@@ -469,6 +504,9 @@
         <w:pStyle w:val="Heading2"/>
       </w:pPr>
       <w:r>
+        <w:rPr>
+          <w:color w:val="000000"/>
+        </w:rPr>
         <w:t>山洞的另一种气氛</w:t>
       </w:r>
     </w:p>
@@ -487,6 +525,9 @@
         <w:pStyle w:val="Heading1"/>
       </w:pPr>
       <w:r>
+        <w:rPr>
+          <w:color w:val="000000"/>
+        </w:rPr>
         <w:t>诗句与音乐怎样融入风景</w:t>
       </w:r>
     </w:p>
@@ -495,12 +536,15 @@
         <w:pStyle w:val="Heading2"/>
       </w:pPr>
       <w:r>
+        <w:rPr>
+          <w:color w:val="000000"/>
+        </w:rPr>
         <w:t>只有看见满月才会遇见诗</w:t>
       </w:r>
     </w:p>
     <w:p>
       <w:r>
-        <w:t>张若虚的《春江花月夜》只在满月、月亮实际出现在画面中且月光条件合适时展示。切到山洞、让月亮离开画面，或换成其他月相，诗句会暂时隐去。点击“赏月”可以进入适合看月亮的构图；白天点击时，场景会转到夜间。</w:t>
+        <w:t>诗句默认关闭，先点击“诗”开启。张若虚的《春江花月夜》只在满月、月亮实际出现在画面中且月光条件合适时展示。切到山洞、让月亮离开画面，或换成其他月相，诗句会暂时隐去。点击“赏月”可进入适合看月亮的构图；白天点击时，场景会转到夜间。</w:t>
       </w:r>
     </w:p>
     <w:p>
@@ -510,7 +554,7 @@
     </w:p>
     <w:p>
       <w:r>
-        <w:t>禅模式保留诗句的动态效果。播放任何专属彩蛋歌曲时，诗会暂时隐藏；歌曲结束后，如果仍满足满月和画面可见条件，就恢复诗句的展示。</w:t>
+        <w:t>禅模式保留已开启的诗句动态效果。是否显示诗句，仍取决于满月、月光与画面可见条件。</w:t>
       </w:r>
     </w:p>
     <w:p>
@@ -518,12 +562,15 @@
         <w:pStyle w:val="Heading2"/>
       </w:pPr>
       <w:r>
+        <w:rPr>
+          <w:color w:val="000000"/>
+        </w:rPr>
         <w:t>背景乐随着场景选择</w:t>
       </w:r>
     </w:p>
     <w:p>
       <w:r>
-        <w:t>默认使用随景播放。背景曲以合成器乐营造气氛，专属彩蛋使用加入作品的歌曲录音。天气变化通常影响下一首曲子的选择；夕阳会转向《渔舟唱晚》的氛围。</w:t>
+        <w:t>默认使用随景播放：普通时段从器乐曲库随机选择，夕阳时转向《渔舟唱晚》。曲库包含《春江花月夜》《彩云追月》《茉莉花》《月儿明风儿静》等十二首器乐。旧版景点连续点击触发歌曲的彩蛋及其录音已移除，视角按钮用于切换观景位置。</w:t>
       </w:r>
     </w:p>
     <w:tbl>
@@ -532,6 +579,14 @@
         <w:jc w:val="center"/>
         <w:tblLayout w:type="fixed"/>
         <w:tblLook w:firstColumn="1" w:firstRow="1" w:lastColumn="0" w:lastRow="0" w:noHBand="0" w:noVBand="1" w:val="04A0"/>
+        <w:tblBorders>
+          <w:top w:val="single" w:sz="4" w:color="D9D9D9"/>
+          <w:left w:val="single" w:sz="4" w:color="D9D9D9"/>
+          <w:bottom w:val="single" w:sz="4" w:color="D9D9D9"/>
+          <w:right w:val="single" w:sz="4" w:color="D9D9D9"/>
+          <w:insideH w:val="single" w:sz="4" w:color="D9D9D9"/>
+          <w:insideV w:val="single" w:sz="4" w:color="D9D9D9"/>
+        </w:tblBorders>
       </w:tblPr>
       <w:tblGrid>
         <w:gridCol w:w="2376"/>
@@ -546,7 +601,7 @@
           <w:tcPr>
             <w:tcW w:type="dxa" w:w="2376"/>
             <w:vAlign w:val="center"/>
-            <w:shd w:fill="E3EDE4"/>
+            <w:shd w:fill="E7EBE9"/>
             <w:tcMar>
               <w:top w:w="60" w:type="dxa"/>
               <w:bottom w:w="60" w:type="dxa"/>
@@ -555,15 +610,11 @@
             </w:tcMar>
           </w:tcPr>
           <w:p>
-            <w:pPr>
-              <w:spacing w:after="0" w:line="290" w:lineRule="exact"/>
-            </w:pPr>
             <w:r>
               <w:rPr>
-                <w:b/>
-                <w:sz w:val="21"/>
+                <w:color w:val="000000"/>
               </w:rPr>
-              <w:t>场景</w:t>
+              <w:t>播放方式</w:t>
             </w:r>
           </w:p>
         </w:tc>
@@ -571,7 +622,7 @@
           <w:tcPr>
             <w:tcW w:type="dxa" w:w="7560"/>
             <w:vAlign w:val="center"/>
-            <w:shd w:fill="E3EDE4"/>
+            <w:shd w:fill="E7EBE9"/>
             <w:tcMar>
               <w:top w:w="60" w:type="dxa"/>
               <w:bottom w:w="60" w:type="dxa"/>
@@ -580,15 +631,11 @@
             </w:tcMar>
           </w:tcPr>
           <w:p>
-            <w:pPr>
-              <w:spacing w:after="0" w:line="290" w:lineRule="exact"/>
-            </w:pPr>
             <w:r>
               <w:rPr>
-                <w:b/>
-                <w:sz w:val="21"/>
+                <w:color w:val="000000"/>
               </w:rPr>
-              <w:t>常出现的背景曲</w:t>
+              <w:t>当前行为</w:t>
             </w:r>
           </w:p>
         </w:tc>
@@ -610,15 +657,8 @@
             </w:tcMar>
           </w:tcPr>
           <w:p>
-            <w:pPr>
-              <w:spacing w:after="0" w:line="290" w:lineRule="exact"/>
-            </w:pPr>
             <w:r>
-              <w:rPr>
-                <w:b w:val="0"/>
-                <w:sz w:val="21"/>
-              </w:rPr>
-              <w:t>晴日</w:t>
+              <w:t>随景</w:t>
             </w:r>
           </w:p>
         </w:tc>
@@ -635,15 +675,8 @@
             </w:tcMar>
           </w:tcPr>
           <w:p>
-            <w:pPr>
-              <w:spacing w:after="0" w:line="290" w:lineRule="exact"/>
-            </w:pPr>
             <w:r>
-              <w:rPr>
-                <w:b w:val="0"/>
-                <w:sz w:val="21"/>
-              </w:rPr>
-              <w:t>彩云追月、山歌好比春江水、我的祖国</w:t>
+              <w:t>普通时段随机选择器乐；夕阳时播放《渔舟唱晚》。</w:t>
             </w:r>
           </w:p>
         </w:tc>
@@ -665,15 +698,8 @@
             </w:tcMar>
           </w:tcPr>
           <w:p>
-            <w:pPr>
-              <w:spacing w:after="0" w:line="290" w:lineRule="exact"/>
-            </w:pPr>
             <w:r>
-              <w:rPr>
-                <w:b w:val="0"/>
-                <w:sz w:val="21"/>
-              </w:rPr>
-              <w:t>明月夜</w:t>
+              <w:t>单曲循环</w:t>
             </w:r>
           </w:p>
         </w:tc>
@@ -690,15 +716,8 @@
             </w:tcMar>
           </w:tcPr>
           <w:p>
-            <w:pPr>
-              <w:spacing w:after="0" w:line="290" w:lineRule="exact"/>
-            </w:pPr>
             <w:r>
-              <w:rPr>
-                <w:b w:val="0"/>
-                <w:sz w:val="21"/>
-              </w:rPr>
-              <w:t>春江花月夜、彩云追月、梁祝、女儿情、枉凝眉</w:t>
+              <w:t>重复播放当前选定曲目。</w:t>
             </w:r>
           </w:p>
         </w:tc>
@@ -720,15 +739,8 @@
             </w:tcMar>
           </w:tcPr>
           <w:p>
-            <w:pPr>
-              <w:spacing w:after="0" w:line="290" w:lineRule="exact"/>
-            </w:pPr>
             <w:r>
-              <w:rPr>
-                <w:b w:val="0"/>
-                <w:sz w:val="21"/>
-              </w:rPr>
-              <w:t>阴雨雾雪或静景</w:t>
+              <w:t>顺序</w:t>
             </w:r>
           </w:p>
         </w:tc>
@@ -745,15 +757,8 @@
             </w:tcMar>
           </w:tcPr>
           <w:p>
-            <w:pPr>
-              <w:spacing w:after="0" w:line="290" w:lineRule="exact"/>
-            </w:pPr>
             <w:r>
-              <w:rPr>
-                <w:b w:val="0"/>
-                <w:sz w:val="21"/>
-              </w:rPr>
-              <w:t>平沙落雁、孟姜女哭长城、梁祝、枉凝眉</w:t>
+              <w:t>按曲库顺序轮换。</w:t>
             </w:r>
           </w:p>
         </w:tc>
@@ -775,15 +780,8 @@
             </w:tcMar>
           </w:tcPr>
           <w:p>
-            <w:pPr>
-              <w:spacing w:after="0" w:line="290" w:lineRule="exact"/>
-            </w:pPr>
             <w:r>
-              <w:rPr>
-                <w:b w:val="0"/>
-                <w:sz w:val="21"/>
-              </w:rPr>
-              <w:t>夕阳与短暂余晖</w:t>
+              <w:t>随机</w:t>
             </w:r>
           </w:p>
         </w:tc>
@@ -800,15 +798,8 @@
             </w:tcMar>
           </w:tcPr>
           <w:p>
-            <w:pPr>
-              <w:spacing w:after="0" w:line="290" w:lineRule="exact"/>
-            </w:pPr>
             <w:r>
-              <w:rPr>
-                <w:b w:val="0"/>
-                <w:sz w:val="21"/>
-              </w:rPr>
-              <w:t>渔舟唱晚</w:t>
+              <w:t>随机切换曲目，也可点击下一首。</w:t>
             </w:r>
           </w:p>
         </w:tc>
@@ -824,6 +815,9 @@
         <w:pStyle w:val="Heading2"/>
       </w:pPr>
       <w:r>
+        <w:rPr>
+          <w:color w:val="000000"/>
+        </w:rPr>
         <w:t>听见与动作对应的声音</w:t>
       </w:r>
     </w:p>
@@ -837,12 +831,15 @@
         <w:pStyle w:val="Heading2"/>
       </w:pPr>
       <w:r>
-        <w:t>音乐速度和场景速度分开</w:t>
+        <w:rPr>
+          <w:color w:val="000000"/>
+        </w:rPr>
+        <w:t>音乐控制与场景速度</w:t>
       </w:r>
     </w:p>
     <w:p>
       <w:r>
-        <w:t>“随景音乐”右侧的三个小按钮分别控制播放或暂停、播放模式、音乐速度。播放模式在随景、单曲循环、顺序和随机之间切换；音乐速度有0.5×、0.75×、1×、1.25×、1.5×和2×。暂停背景乐时，环境声仍可继续播放。</w:t>
+        <w:t>音乐行右侧三个按钮分别控制播放或暂停、下一首、播放方式。播放方式在随景、单曲循环、顺序和随机之间切换。暂停背景乐时，环境声仍可继续播放。</w:t>
       </w:r>
     </w:p>
     <w:p>
@@ -858,1086 +855,18 @@
     <w:p>
       <w:pPr>
         <w:pStyle w:val="Heading1"/>
+        <w:pageBreakBefore/>
       </w:pPr>
       <w:r>
-        <w:t>音乐彩蛋指南</w:t>
+        <w:rPr>
+          <w:color w:val="000000"/>
+        </w:rPr>
+        <w:t>版本更新说明</w:t>
       </w:r>
     </w:p>
     <w:p>
       <w:r>
-        <w:t>彩蛋次数按底部的视角按钮累计。选定一个地点后，留在同一视角继续单击该按钮；切到其他视角会重新计数。建议让镜头到达后再继续点击，以便看清并听到触发结果。直接靠近山洞、码头或灯塔不会自动播放专属歌曲。</w:t>
-      </w:r>
-    </w:p>
-    <w:tbl>
-      <w:tblPr>
-        <w:tblW w:type="auto" w:w="0"/>
-        <w:jc w:val="center"/>
-        <w:tblLayout w:type="fixed"/>
-        <w:tblLook w:firstColumn="1" w:firstRow="1" w:lastColumn="0" w:lastRow="0" w:noHBand="0" w:noVBand="1" w:val="04A0"/>
-      </w:tblPr>
-      <w:tblGrid>
-        <w:gridCol w:w="2232"/>
-        <w:gridCol w:w="2232"/>
-        <w:gridCol w:w="5472"/>
-      </w:tblGrid>
-      <w:tr>
-        <w:trPr>
-          <w:cantSplit/>
-          <w:tblHeader/>
-        </w:trPr>
-        <w:tc>
-          <w:tcPr>
-            <w:tcW w:type="dxa" w:w="2232"/>
-            <w:vAlign w:val="center"/>
-            <w:shd w:fill="E3EDE4"/>
-            <w:tcMar>
-              <w:top w:w="60" w:type="dxa"/>
-              <w:bottom w:w="60" w:type="dxa"/>
-              <w:left w:w="110" w:type="dxa"/>
-              <w:right w:w="110" w:type="dxa"/>
-            </w:tcMar>
-          </w:tcPr>
-          <w:p>
-            <w:pPr>
-              <w:spacing w:after="0" w:line="290" w:lineRule="exact"/>
-            </w:pPr>
-            <w:r>
-              <w:rPr>
-                <w:b/>
-                <w:sz w:val="21"/>
-              </w:rPr>
-              <w:t>视角按钮</w:t>
-            </w:r>
-          </w:p>
-        </w:tc>
-        <w:tc>
-          <w:tcPr>
-            <w:tcW w:type="dxa" w:w="2232"/>
-            <w:vAlign w:val="center"/>
-            <w:shd w:fill="E3EDE4"/>
-            <w:tcMar>
-              <w:top w:w="60" w:type="dxa"/>
-              <w:bottom w:w="60" w:type="dxa"/>
-              <w:left w:w="110" w:type="dxa"/>
-              <w:right w:w="110" w:type="dxa"/>
-            </w:tcMar>
-          </w:tcPr>
-          <w:p>
-            <w:pPr>
-              <w:spacing w:after="0" w:line="290" w:lineRule="exact"/>
-            </w:pPr>
-            <w:r>
-              <w:rPr>
-                <w:b/>
-                <w:sz w:val="21"/>
-              </w:rPr>
-              <w:t>累计点击</w:t>
-            </w:r>
-          </w:p>
-        </w:tc>
-        <w:tc>
-          <w:tcPr>
-            <w:tcW w:type="dxa" w:w="5472"/>
-            <w:vAlign w:val="center"/>
-            <w:shd w:fill="E3EDE4"/>
-            <w:tcMar>
-              <w:top w:w="60" w:type="dxa"/>
-              <w:bottom w:w="60" w:type="dxa"/>
-              <w:left w:w="110" w:type="dxa"/>
-              <w:right w:w="110" w:type="dxa"/>
-            </w:tcMar>
-          </w:tcPr>
-          <w:p>
-            <w:pPr>
-              <w:spacing w:after="0" w:line="290" w:lineRule="exact"/>
-            </w:pPr>
-            <w:r>
-              <w:rPr>
-                <w:b/>
-                <w:sz w:val="21"/>
-              </w:rPr>
-              <w:t>触发歌曲</w:t>
-            </w:r>
-          </w:p>
-        </w:tc>
-      </w:tr>
-      <w:tr>
-        <w:trPr>
-          <w:cantSplit/>
-        </w:trPr>
-        <w:tc>
-          <w:tcPr>
-            <w:tcW w:type="dxa" w:w="2232"/>
-            <w:vAlign w:val="center"/>
-            <w:shd w:fill="F3F6F2"/>
-            <w:tcMar>
-              <w:top w:w="60" w:type="dxa"/>
-              <w:bottom w:w="60" w:type="dxa"/>
-              <w:left w:w="110" w:type="dxa"/>
-              <w:right w:w="110" w:type="dxa"/>
-            </w:tcMar>
-          </w:tcPr>
-          <w:p>
-            <w:pPr>
-              <w:spacing w:after="0" w:line="290" w:lineRule="exact"/>
-            </w:pPr>
-            <w:r>
-              <w:rPr>
-                <w:b w:val="0"/>
-                <w:sz w:val="21"/>
-              </w:rPr>
-              <w:t>全岛</w:t>
-            </w:r>
-          </w:p>
-        </w:tc>
-        <w:tc>
-          <w:tcPr>
-            <w:tcW w:type="dxa" w:w="2232"/>
-            <w:vAlign w:val="center"/>
-            <w:shd w:fill="F3F6F2"/>
-            <w:tcMar>
-              <w:top w:w="60" w:type="dxa"/>
-              <w:bottom w:w="60" w:type="dxa"/>
-              <w:left w:w="110" w:type="dxa"/>
-              <w:right w:w="110" w:type="dxa"/>
-            </w:tcMar>
-          </w:tcPr>
-          <w:p>
-            <w:pPr>
-              <w:spacing w:after="0" w:line="290" w:lineRule="exact"/>
-            </w:pPr>
-            <w:r>
-              <w:rPr>
-                <w:b w:val="0"/>
-                <w:sz w:val="21"/>
-              </w:rPr>
-              <w:t>第3次</w:t>
-            </w:r>
-          </w:p>
-        </w:tc>
-        <w:tc>
-          <w:tcPr>
-            <w:tcW w:type="dxa" w:w="5472"/>
-            <w:vAlign w:val="center"/>
-            <w:shd w:fill="F3F6F2"/>
-            <w:tcMar>
-              <w:top w:w="60" w:type="dxa"/>
-              <w:bottom w:w="60" w:type="dxa"/>
-              <w:left w:w="110" w:type="dxa"/>
-              <w:right w:w="110" w:type="dxa"/>
-            </w:tcMar>
-          </w:tcPr>
-          <w:p>
-            <w:pPr>
-              <w:spacing w:after="0" w:line="290" w:lineRule="exact"/>
-            </w:pPr>
-            <w:r>
-              <w:rPr>
-                <w:b w:val="0"/>
-                <w:sz w:val="21"/>
-              </w:rPr>
-              <w:t>山歌好比春江水</w:t>
-            </w:r>
-          </w:p>
-        </w:tc>
-      </w:tr>
-      <w:tr>
-        <w:trPr>
-          <w:cantSplit/>
-        </w:trPr>
-        <w:tc>
-          <w:tcPr>
-            <w:tcW w:type="dxa" w:w="2232"/>
-            <w:vAlign w:val="center"/>
-            <w:shd w:fill="FFFFFF"/>
-            <w:tcMar>
-              <w:top w:w="60" w:type="dxa"/>
-              <w:bottom w:w="60" w:type="dxa"/>
-              <w:left w:w="110" w:type="dxa"/>
-              <w:right w:w="110" w:type="dxa"/>
-            </w:tcMar>
-          </w:tcPr>
-          <w:p>
-            <w:pPr>
-              <w:spacing w:after="0" w:line="290" w:lineRule="exact"/>
-            </w:pPr>
-            <w:r>
-              <w:rPr>
-                <w:b w:val="0"/>
-                <w:sz w:val="21"/>
-              </w:rPr>
-              <w:t>码头</w:t>
-            </w:r>
-          </w:p>
-        </w:tc>
-        <w:tc>
-          <w:tcPr>
-            <w:tcW w:type="dxa" w:w="2232"/>
-            <w:vAlign w:val="center"/>
-            <w:shd w:fill="FFFFFF"/>
-            <w:tcMar>
-              <w:top w:w="60" w:type="dxa"/>
-              <w:bottom w:w="60" w:type="dxa"/>
-              <w:left w:w="110" w:type="dxa"/>
-              <w:right w:w="110" w:type="dxa"/>
-            </w:tcMar>
-          </w:tcPr>
-          <w:p>
-            <w:pPr>
-              <w:spacing w:after="0" w:line="290" w:lineRule="exact"/>
-            </w:pPr>
-            <w:r>
-              <w:rPr>
-                <w:b w:val="0"/>
-                <w:sz w:val="21"/>
-              </w:rPr>
-              <w:t>第3次</w:t>
-            </w:r>
-          </w:p>
-        </w:tc>
-        <w:tc>
-          <w:tcPr>
-            <w:tcW w:type="dxa" w:w="5472"/>
-            <w:vAlign w:val="center"/>
-            <w:shd w:fill="FFFFFF"/>
-            <w:tcMar>
-              <w:top w:w="60" w:type="dxa"/>
-              <w:bottom w:w="60" w:type="dxa"/>
-              <w:left w:w="110" w:type="dxa"/>
-              <w:right w:w="110" w:type="dxa"/>
-            </w:tcMar>
-          </w:tcPr>
-          <w:p>
-            <w:pPr>
-              <w:spacing w:after="0" w:line="290" w:lineRule="exact"/>
-            </w:pPr>
-            <w:r>
-              <w:rPr>
-                <w:b w:val="0"/>
-                <w:sz w:val="21"/>
-              </w:rPr>
-              <w:t>送别</w:t>
-            </w:r>
-          </w:p>
-        </w:tc>
-      </w:tr>
-      <w:tr>
-        <w:trPr>
-          <w:cantSplit/>
-        </w:trPr>
-        <w:tc>
-          <w:tcPr>
-            <w:tcW w:type="dxa" w:w="2232"/>
-            <w:vAlign w:val="center"/>
-            <w:shd w:fill="F3F6F2"/>
-            <w:tcMar>
-              <w:top w:w="60" w:type="dxa"/>
-              <w:bottom w:w="60" w:type="dxa"/>
-              <w:left w:w="110" w:type="dxa"/>
-              <w:right w:w="110" w:type="dxa"/>
-            </w:tcMar>
-          </w:tcPr>
-          <w:p>
-            <w:pPr>
-              <w:spacing w:after="0" w:line="290" w:lineRule="exact"/>
-            </w:pPr>
-            <w:r>
-              <w:rPr>
-                <w:b w:val="0"/>
-                <w:sz w:val="21"/>
-              </w:rPr>
-              <w:t>南峰亭</w:t>
-            </w:r>
-          </w:p>
-        </w:tc>
-        <w:tc>
-          <w:tcPr>
-            <w:tcW w:type="dxa" w:w="2232"/>
-            <w:vAlign w:val="center"/>
-            <w:shd w:fill="F3F6F2"/>
-            <w:tcMar>
-              <w:top w:w="60" w:type="dxa"/>
-              <w:bottom w:w="60" w:type="dxa"/>
-              <w:left w:w="110" w:type="dxa"/>
-              <w:right w:w="110" w:type="dxa"/>
-            </w:tcMar>
-          </w:tcPr>
-          <w:p>
-            <w:pPr>
-              <w:spacing w:after="0" w:line="290" w:lineRule="exact"/>
-            </w:pPr>
-            <w:r>
-              <w:rPr>
-                <w:b w:val="0"/>
-                <w:sz w:val="21"/>
-              </w:rPr>
-              <w:t>第3次</w:t>
-            </w:r>
-          </w:p>
-        </w:tc>
-        <w:tc>
-          <w:tcPr>
-            <w:tcW w:type="dxa" w:w="5472"/>
-            <w:vAlign w:val="center"/>
-            <w:shd w:fill="F3F6F2"/>
-            <w:tcMar>
-              <w:top w:w="60" w:type="dxa"/>
-              <w:bottom w:w="60" w:type="dxa"/>
-              <w:left w:w="110" w:type="dxa"/>
-              <w:right w:w="110" w:type="dxa"/>
-            </w:tcMar>
-          </w:tcPr>
-          <w:p>
-            <w:pPr>
-              <w:spacing w:after="0" w:line="290" w:lineRule="exact"/>
-            </w:pPr>
-            <w:r>
-              <w:rPr>
-                <w:b w:val="0"/>
-                <w:sz w:val="21"/>
-              </w:rPr>
-              <w:t>功德宝山咒</w:t>
-            </w:r>
-          </w:p>
-        </w:tc>
-      </w:tr>
-      <w:tr>
-        <w:trPr>
-          <w:cantSplit/>
-        </w:trPr>
-        <w:tc>
-          <w:tcPr>
-            <w:tcW w:type="dxa" w:w="2232"/>
-            <w:vAlign w:val="center"/>
-            <w:shd w:fill="FFFFFF"/>
-            <w:tcMar>
-              <w:top w:w="60" w:type="dxa"/>
-              <w:bottom w:w="60" w:type="dxa"/>
-              <w:left w:w="110" w:type="dxa"/>
-              <w:right w:w="110" w:type="dxa"/>
-            </w:tcMar>
-          </w:tcPr>
-          <w:p>
-            <w:pPr>
-              <w:spacing w:after="0" w:line="290" w:lineRule="exact"/>
-            </w:pPr>
-            <w:r>
-              <w:rPr>
-                <w:b w:val="0"/>
-                <w:sz w:val="21"/>
-              </w:rPr>
-              <w:t>东峰亭</w:t>
-            </w:r>
-          </w:p>
-        </w:tc>
-        <w:tc>
-          <w:tcPr>
-            <w:tcW w:type="dxa" w:w="2232"/>
-            <w:vAlign w:val="center"/>
-            <w:shd w:fill="FFFFFF"/>
-            <w:tcMar>
-              <w:top w:w="60" w:type="dxa"/>
-              <w:bottom w:w="60" w:type="dxa"/>
-              <w:left w:w="110" w:type="dxa"/>
-              <w:right w:w="110" w:type="dxa"/>
-            </w:tcMar>
-          </w:tcPr>
-          <w:p>
-            <w:pPr>
-              <w:spacing w:after="0" w:line="290" w:lineRule="exact"/>
-            </w:pPr>
-            <w:r>
-              <w:rPr>
-                <w:b w:val="0"/>
-                <w:sz w:val="21"/>
-              </w:rPr>
-              <w:t>第3次</w:t>
-            </w:r>
-          </w:p>
-        </w:tc>
-        <w:tc>
-          <w:tcPr>
-            <w:tcW w:type="dxa" w:w="5472"/>
-            <w:vAlign w:val="center"/>
-            <w:shd w:fill="FFFFFF"/>
-            <w:tcMar>
-              <w:top w:w="60" w:type="dxa"/>
-              <w:bottom w:w="60" w:type="dxa"/>
-              <w:left w:w="110" w:type="dxa"/>
-              <w:right w:w="110" w:type="dxa"/>
-            </w:tcMar>
-          </w:tcPr>
-          <w:p>
-            <w:pPr>
-              <w:spacing w:after="0" w:line="290" w:lineRule="exact"/>
-            </w:pPr>
-            <w:r>
-              <w:rPr>
-                <w:b w:val="0"/>
-                <w:sz w:val="21"/>
-              </w:rPr>
-              <w:t>心经</w:t>
-            </w:r>
-          </w:p>
-        </w:tc>
-      </w:tr>
-      <w:tr>
-        <w:trPr>
-          <w:cantSplit/>
-        </w:trPr>
-        <w:tc>
-          <w:tcPr>
-            <w:tcW w:type="dxa" w:w="2232"/>
-            <w:vAlign w:val="center"/>
-            <w:shd w:fill="F3F6F2"/>
-            <w:tcMar>
-              <w:top w:w="60" w:type="dxa"/>
-              <w:bottom w:w="60" w:type="dxa"/>
-              <w:left w:w="110" w:type="dxa"/>
-              <w:right w:w="110" w:type="dxa"/>
-            </w:tcMar>
-          </w:tcPr>
-          <w:p>
-            <w:pPr>
-              <w:spacing w:after="0" w:line="290" w:lineRule="exact"/>
-            </w:pPr>
-            <w:r>
-              <w:rPr>
-                <w:b w:val="0"/>
-                <w:sz w:val="21"/>
-              </w:rPr>
-              <w:t>山洞</w:t>
-            </w:r>
-          </w:p>
-        </w:tc>
-        <w:tc>
-          <w:tcPr>
-            <w:tcW w:type="dxa" w:w="2232"/>
-            <w:vAlign w:val="center"/>
-            <w:shd w:fill="F3F6F2"/>
-            <w:tcMar>
-              <w:top w:w="60" w:type="dxa"/>
-              <w:bottom w:w="60" w:type="dxa"/>
-              <w:left w:w="110" w:type="dxa"/>
-              <w:right w:w="110" w:type="dxa"/>
-            </w:tcMar>
-          </w:tcPr>
-          <w:p>
-            <w:pPr>
-              <w:spacing w:after="0" w:line="290" w:lineRule="exact"/>
-            </w:pPr>
-            <w:r>
-              <w:rPr>
-                <w:b w:val="0"/>
-                <w:sz w:val="21"/>
-              </w:rPr>
-              <w:t>第3次</w:t>
-            </w:r>
-          </w:p>
-        </w:tc>
-        <w:tc>
-          <w:tcPr>
-            <w:tcW w:type="dxa" w:w="5472"/>
-            <w:vAlign w:val="center"/>
-            <w:shd w:fill="F3F6F2"/>
-            <w:tcMar>
-              <w:top w:w="60" w:type="dxa"/>
-              <w:bottom w:w="60" w:type="dxa"/>
-              <w:left w:w="110" w:type="dxa"/>
-              <w:right w:w="110" w:type="dxa"/>
-            </w:tcMar>
-          </w:tcPr>
-          <w:p>
-            <w:pPr>
-              <w:spacing w:after="0" w:line="290" w:lineRule="exact"/>
-            </w:pPr>
-            <w:r>
-              <w:rPr>
-                <w:b w:val="0"/>
-                <w:sz w:val="21"/>
-              </w:rPr>
-              <w:t>桔梗花</w:t>
-            </w:r>
-          </w:p>
-        </w:tc>
-      </w:tr>
-      <w:tr>
-        <w:trPr>
-          <w:cantSplit/>
-        </w:trPr>
-        <w:tc>
-          <w:tcPr>
-            <w:tcW w:type="dxa" w:w="2232"/>
-            <w:vAlign w:val="center"/>
-            <w:shd w:fill="FFFFFF"/>
-            <w:tcMar>
-              <w:top w:w="60" w:type="dxa"/>
-              <w:bottom w:w="60" w:type="dxa"/>
-              <w:left w:w="110" w:type="dxa"/>
-              <w:right w:w="110" w:type="dxa"/>
-            </w:tcMar>
-          </w:tcPr>
-          <w:p>
-            <w:pPr>
-              <w:spacing w:after="0" w:line="290" w:lineRule="exact"/>
-            </w:pPr>
-            <w:r>
-              <w:rPr>
-                <w:b w:val="0"/>
-                <w:sz w:val="21"/>
-              </w:rPr>
-              <w:t>山洞</w:t>
-            </w:r>
-          </w:p>
-        </w:tc>
-        <w:tc>
-          <w:tcPr>
-            <w:tcW w:type="dxa" w:w="2232"/>
-            <w:vAlign w:val="center"/>
-            <w:shd w:fill="FFFFFF"/>
-            <w:tcMar>
-              <w:top w:w="60" w:type="dxa"/>
-              <w:bottom w:w="60" w:type="dxa"/>
-              <w:left w:w="110" w:type="dxa"/>
-              <w:right w:w="110" w:type="dxa"/>
-            </w:tcMar>
-          </w:tcPr>
-          <w:p>
-            <w:pPr>
-              <w:spacing w:after="0" w:line="290" w:lineRule="exact"/>
-            </w:pPr>
-            <w:r>
-              <w:rPr>
-                <w:b w:val="0"/>
-                <w:sz w:val="21"/>
-              </w:rPr>
-              <w:t>第5次</w:t>
-            </w:r>
-          </w:p>
-        </w:tc>
-        <w:tc>
-          <w:tcPr>
-            <w:tcW w:type="dxa" w:w="5472"/>
-            <w:vAlign w:val="center"/>
-            <w:shd w:fill="FFFFFF"/>
-            <w:tcMar>
-              <w:top w:w="60" w:type="dxa"/>
-              <w:bottom w:w="60" w:type="dxa"/>
-              <w:left w:w="110" w:type="dxa"/>
-              <w:right w:w="110" w:type="dxa"/>
-            </w:tcMar>
-          </w:tcPr>
-          <w:p>
-            <w:pPr>
-              <w:spacing w:after="0" w:line="290" w:lineRule="exact"/>
-            </w:pPr>
-            <w:r>
-              <w:rPr>
-                <w:b w:val="0"/>
-                <w:sz w:val="21"/>
-              </w:rPr>
-              <w:t>波如来</w:t>
-            </w:r>
-          </w:p>
-        </w:tc>
-      </w:tr>
-      <w:tr>
-        <w:trPr>
-          <w:cantSplit/>
-        </w:trPr>
-        <w:tc>
-          <w:tcPr>
-            <w:tcW w:type="dxa" w:w="2232"/>
-            <w:vAlign w:val="center"/>
-            <w:shd w:fill="F3F6F2"/>
-            <w:tcMar>
-              <w:top w:w="60" w:type="dxa"/>
-              <w:bottom w:w="60" w:type="dxa"/>
-              <w:left w:w="110" w:type="dxa"/>
-              <w:right w:w="110" w:type="dxa"/>
-            </w:tcMar>
-          </w:tcPr>
-          <w:p>
-            <w:pPr>
-              <w:spacing w:after="0" w:line="290" w:lineRule="exact"/>
-            </w:pPr>
-            <w:r>
-              <w:rPr>
-                <w:b w:val="0"/>
-                <w:sz w:val="21"/>
-              </w:rPr>
-              <w:t>山洞</w:t>
-            </w:r>
-          </w:p>
-        </w:tc>
-        <w:tc>
-          <w:tcPr>
-            <w:tcW w:type="dxa" w:w="2232"/>
-            <w:vAlign w:val="center"/>
-            <w:shd w:fill="F3F6F2"/>
-            <w:tcMar>
-              <w:top w:w="60" w:type="dxa"/>
-              <w:bottom w:w="60" w:type="dxa"/>
-              <w:left w:w="110" w:type="dxa"/>
-              <w:right w:w="110" w:type="dxa"/>
-            </w:tcMar>
-          </w:tcPr>
-          <w:p>
-            <w:pPr>
-              <w:spacing w:after="0" w:line="290" w:lineRule="exact"/>
-            </w:pPr>
-            <w:r>
-              <w:rPr>
-                <w:b w:val="0"/>
-                <w:sz w:val="21"/>
-              </w:rPr>
-              <w:t>第10次</w:t>
-            </w:r>
-          </w:p>
-        </w:tc>
-        <w:tc>
-          <w:tcPr>
-            <w:tcW w:type="dxa" w:w="5472"/>
-            <w:vAlign w:val="center"/>
-            <w:shd w:fill="F3F6F2"/>
-            <w:tcMar>
-              <w:top w:w="60" w:type="dxa"/>
-              <w:bottom w:w="60" w:type="dxa"/>
-              <w:left w:w="110" w:type="dxa"/>
-              <w:right w:w="110" w:type="dxa"/>
-            </w:tcMar>
-          </w:tcPr>
-          <w:p>
-            <w:pPr>
-              <w:spacing w:after="0" w:line="290" w:lineRule="exact"/>
-            </w:pPr>
-            <w:r>
-              <w:rPr>
-                <w:b w:val="0"/>
-                <w:sz w:val="21"/>
-              </w:rPr>
-              <w:t>梦中的额吉</w:t>
-            </w:r>
-          </w:p>
-        </w:tc>
-      </w:tr>
-      <w:tr>
-        <w:trPr>
-          <w:cantSplit/>
-        </w:trPr>
-        <w:tc>
-          <w:tcPr>
-            <w:tcW w:type="dxa" w:w="2232"/>
-            <w:vAlign w:val="center"/>
-            <w:shd w:fill="FFFFFF"/>
-            <w:tcMar>
-              <w:top w:w="60" w:type="dxa"/>
-              <w:bottom w:w="60" w:type="dxa"/>
-              <w:left w:w="110" w:type="dxa"/>
-              <w:right w:w="110" w:type="dxa"/>
-            </w:tcMar>
-          </w:tcPr>
-          <w:p>
-            <w:pPr>
-              <w:spacing w:after="0" w:line="290" w:lineRule="exact"/>
-            </w:pPr>
-            <w:r>
-              <w:rPr>
-                <w:b w:val="0"/>
-                <w:sz w:val="21"/>
-              </w:rPr>
-              <w:t>山洞</w:t>
-            </w:r>
-          </w:p>
-        </w:tc>
-        <w:tc>
-          <w:tcPr>
-            <w:tcW w:type="dxa" w:w="2232"/>
-            <w:vAlign w:val="center"/>
-            <w:shd w:fill="FFFFFF"/>
-            <w:tcMar>
-              <w:top w:w="60" w:type="dxa"/>
-              <w:bottom w:w="60" w:type="dxa"/>
-              <w:left w:w="110" w:type="dxa"/>
-              <w:right w:w="110" w:type="dxa"/>
-            </w:tcMar>
-          </w:tcPr>
-          <w:p>
-            <w:pPr>
-              <w:spacing w:after="0" w:line="290" w:lineRule="exact"/>
-            </w:pPr>
-            <w:r>
-              <w:rPr>
-                <w:b w:val="0"/>
-                <w:sz w:val="21"/>
-              </w:rPr>
-              <w:t>第12次</w:t>
-            </w:r>
-          </w:p>
-        </w:tc>
-        <w:tc>
-          <w:tcPr>
-            <w:tcW w:type="dxa" w:w="5472"/>
-            <w:vAlign w:val="center"/>
-            <w:shd w:fill="FFFFFF"/>
-            <w:tcMar>
-              <w:top w:w="60" w:type="dxa"/>
-              <w:bottom w:w="60" w:type="dxa"/>
-              <w:left w:w="110" w:type="dxa"/>
-              <w:right w:w="110" w:type="dxa"/>
-            </w:tcMar>
-          </w:tcPr>
-          <w:p>
-            <w:pPr>
-              <w:spacing w:after="0" w:line="290" w:lineRule="exact"/>
-            </w:pPr>
-            <w:r>
-              <w:rPr>
-                <w:b w:val="0"/>
-                <w:sz w:val="21"/>
-              </w:rPr>
-              <w:t>大悲咒</w:t>
-            </w:r>
-          </w:p>
-        </w:tc>
-      </w:tr>
-      <w:tr>
-        <w:trPr>
-          <w:cantSplit/>
-        </w:trPr>
-        <w:tc>
-          <w:tcPr>
-            <w:tcW w:type="dxa" w:w="2232"/>
-            <w:vAlign w:val="center"/>
-            <w:shd w:fill="F3F6F2"/>
-            <w:tcMar>
-              <w:top w:w="60" w:type="dxa"/>
-              <w:bottom w:w="60" w:type="dxa"/>
-              <w:left w:w="110" w:type="dxa"/>
-              <w:right w:w="110" w:type="dxa"/>
-            </w:tcMar>
-          </w:tcPr>
-          <w:p>
-            <w:pPr>
-              <w:spacing w:after="0" w:line="290" w:lineRule="exact"/>
-            </w:pPr>
-            <w:r>
-              <w:rPr>
-                <w:b w:val="0"/>
-                <w:sz w:val="21"/>
-              </w:rPr>
-              <w:t>灯塔</w:t>
-            </w:r>
-          </w:p>
-        </w:tc>
-        <w:tc>
-          <w:tcPr>
-            <w:tcW w:type="dxa" w:w="2232"/>
-            <w:vAlign w:val="center"/>
-            <w:shd w:fill="F3F6F2"/>
-            <w:tcMar>
-              <w:top w:w="60" w:type="dxa"/>
-              <w:bottom w:w="60" w:type="dxa"/>
-              <w:left w:w="110" w:type="dxa"/>
-              <w:right w:w="110" w:type="dxa"/>
-            </w:tcMar>
-          </w:tcPr>
-          <w:p>
-            <w:pPr>
-              <w:spacing w:after="0" w:line="290" w:lineRule="exact"/>
-            </w:pPr>
-            <w:r>
-              <w:rPr>
-                <w:b w:val="0"/>
-                <w:sz w:val="21"/>
-              </w:rPr>
-              <w:t>第3次</w:t>
-            </w:r>
-          </w:p>
-        </w:tc>
-        <w:tc>
-          <w:tcPr>
-            <w:tcW w:type="dxa" w:w="5472"/>
-            <w:vAlign w:val="center"/>
-            <w:shd w:fill="F3F6F2"/>
-            <w:tcMar>
-              <w:top w:w="60" w:type="dxa"/>
-              <w:bottom w:w="60" w:type="dxa"/>
-              <w:left w:w="110" w:type="dxa"/>
-              <w:right w:w="110" w:type="dxa"/>
-            </w:tcMar>
-          </w:tcPr>
-          <w:p>
-            <w:pPr>
-              <w:spacing w:after="0" w:line="290" w:lineRule="exact"/>
-            </w:pPr>
-            <w:r>
-              <w:rPr>
-                <w:b w:val="0"/>
-                <w:sz w:val="21"/>
-              </w:rPr>
-              <w:t>月儿明风儿静</w:t>
-            </w:r>
-          </w:p>
-        </w:tc>
-      </w:tr>
-      <w:tr>
-        <w:trPr>
-          <w:cantSplit/>
-        </w:trPr>
-        <w:tc>
-          <w:tcPr>
-            <w:tcW w:type="dxa" w:w="2232"/>
-            <w:vAlign w:val="center"/>
-            <w:shd w:fill="FFFFFF"/>
-            <w:tcMar>
-              <w:top w:w="60" w:type="dxa"/>
-              <w:bottom w:w="60" w:type="dxa"/>
-              <w:left w:w="110" w:type="dxa"/>
-              <w:right w:w="110" w:type="dxa"/>
-            </w:tcMar>
-          </w:tcPr>
-          <w:p>
-            <w:pPr>
-              <w:spacing w:after="0" w:line="290" w:lineRule="exact"/>
-            </w:pPr>
-            <w:r>
-              <w:rPr>
-                <w:b w:val="0"/>
-                <w:sz w:val="21"/>
-              </w:rPr>
-              <w:t>灯塔</w:t>
-            </w:r>
-          </w:p>
-        </w:tc>
-        <w:tc>
-          <w:tcPr>
-            <w:tcW w:type="dxa" w:w="2232"/>
-            <w:vAlign w:val="center"/>
-            <w:shd w:fill="FFFFFF"/>
-            <w:tcMar>
-              <w:top w:w="60" w:type="dxa"/>
-              <w:bottom w:w="60" w:type="dxa"/>
-              <w:left w:w="110" w:type="dxa"/>
-              <w:right w:w="110" w:type="dxa"/>
-            </w:tcMar>
-          </w:tcPr>
-          <w:p>
-            <w:pPr>
-              <w:spacing w:after="0" w:line="290" w:lineRule="exact"/>
-            </w:pPr>
-            <w:r>
-              <w:rPr>
-                <w:b w:val="0"/>
-                <w:sz w:val="21"/>
-              </w:rPr>
-              <w:t>第5次</w:t>
-            </w:r>
-          </w:p>
-        </w:tc>
-        <w:tc>
-          <w:tcPr>
-            <w:tcW w:type="dxa" w:w="5472"/>
-            <w:vAlign w:val="center"/>
-            <w:shd w:fill="FFFFFF"/>
-            <w:tcMar>
-              <w:top w:w="60" w:type="dxa"/>
-              <w:bottom w:w="60" w:type="dxa"/>
-              <w:left w:w="110" w:type="dxa"/>
-              <w:right w:w="110" w:type="dxa"/>
-            </w:tcMar>
-          </w:tcPr>
-          <w:p>
-            <w:pPr>
-              <w:spacing w:after="0" w:line="290" w:lineRule="exact"/>
-            </w:pPr>
-            <w:r>
-              <w:rPr>
-                <w:b w:val="0"/>
-                <w:sz w:val="21"/>
-              </w:rPr>
-              <w:t>鲁冰花</w:t>
-            </w:r>
-          </w:p>
-        </w:tc>
-      </w:tr>
-      <w:tr>
-        <w:trPr>
-          <w:cantSplit/>
-        </w:trPr>
-        <w:tc>
-          <w:tcPr>
-            <w:tcW w:type="dxa" w:w="2232"/>
-            <w:vAlign w:val="center"/>
-            <w:shd w:fill="F3F6F2"/>
-            <w:tcMar>
-              <w:top w:w="60" w:type="dxa"/>
-              <w:bottom w:w="60" w:type="dxa"/>
-              <w:left w:w="110" w:type="dxa"/>
-              <w:right w:w="110" w:type="dxa"/>
-            </w:tcMar>
-          </w:tcPr>
-          <w:p>
-            <w:pPr>
-              <w:spacing w:after="0" w:line="290" w:lineRule="exact"/>
-            </w:pPr>
-            <w:r>
-              <w:rPr>
-                <w:b w:val="0"/>
-                <w:sz w:val="21"/>
-              </w:rPr>
-              <w:t>灯塔</w:t>
-            </w:r>
-          </w:p>
-        </w:tc>
-        <w:tc>
-          <w:tcPr>
-            <w:tcW w:type="dxa" w:w="2232"/>
-            <w:vAlign w:val="center"/>
-            <w:shd w:fill="F3F6F2"/>
-            <w:tcMar>
-              <w:top w:w="60" w:type="dxa"/>
-              <w:bottom w:w="60" w:type="dxa"/>
-              <w:left w:w="110" w:type="dxa"/>
-              <w:right w:w="110" w:type="dxa"/>
-            </w:tcMar>
-          </w:tcPr>
-          <w:p>
-            <w:pPr>
-              <w:spacing w:after="0" w:line="290" w:lineRule="exact"/>
-            </w:pPr>
-            <w:r>
-              <w:rPr>
-                <w:b w:val="0"/>
-                <w:sz w:val="21"/>
-              </w:rPr>
-              <w:t>第10次</w:t>
-            </w:r>
-          </w:p>
-        </w:tc>
-        <w:tc>
-          <w:tcPr>
-            <w:tcW w:type="dxa" w:w="5472"/>
-            <w:vAlign w:val="center"/>
-            <w:shd w:fill="F3F6F2"/>
-            <w:tcMar>
-              <w:top w:w="60" w:type="dxa"/>
-              <w:bottom w:w="60" w:type="dxa"/>
-              <w:left w:w="110" w:type="dxa"/>
-              <w:right w:w="110" w:type="dxa"/>
-            </w:tcMar>
-          </w:tcPr>
-          <w:p>
-            <w:pPr>
-              <w:spacing w:after="0" w:line="290" w:lineRule="exact"/>
-            </w:pPr>
-            <w:r>
-              <w:rPr>
-                <w:b w:val="0"/>
-                <w:sz w:val="21"/>
-              </w:rPr>
-              <w:t>花恋</w:t>
-            </w:r>
-          </w:p>
-        </w:tc>
-      </w:tr>
-      <w:tr>
-        <w:trPr>
-          <w:cantSplit/>
-        </w:trPr>
-        <w:tc>
-          <w:tcPr>
-            <w:tcW w:type="dxa" w:w="2232"/>
-            <w:vAlign w:val="center"/>
-            <w:shd w:fill="FFFFFF"/>
-            <w:tcMar>
-              <w:top w:w="60" w:type="dxa"/>
-              <w:bottom w:w="60" w:type="dxa"/>
-              <w:left w:w="110" w:type="dxa"/>
-              <w:right w:w="110" w:type="dxa"/>
-            </w:tcMar>
-          </w:tcPr>
-          <w:p>
-            <w:pPr>
-              <w:spacing w:after="0" w:line="290" w:lineRule="exact"/>
-            </w:pPr>
-            <w:r>
-              <w:rPr>
-                <w:b w:val="0"/>
-                <w:sz w:val="21"/>
-              </w:rPr>
-              <w:t>灯塔</w:t>
-            </w:r>
-          </w:p>
-        </w:tc>
-        <w:tc>
-          <w:tcPr>
-            <w:tcW w:type="dxa" w:w="2232"/>
-            <w:vAlign w:val="center"/>
-            <w:shd w:fill="FFFFFF"/>
-            <w:tcMar>
-              <w:top w:w="60" w:type="dxa"/>
-              <w:bottom w:w="60" w:type="dxa"/>
-              <w:left w:w="110" w:type="dxa"/>
-              <w:right w:w="110" w:type="dxa"/>
-            </w:tcMar>
-          </w:tcPr>
-          <w:p>
-            <w:pPr>
-              <w:spacing w:after="0" w:line="290" w:lineRule="exact"/>
-            </w:pPr>
-            <w:r>
-              <w:rPr>
-                <w:b w:val="0"/>
-                <w:sz w:val="21"/>
-              </w:rPr>
-              <w:t>第12次</w:t>
-            </w:r>
-          </w:p>
-        </w:tc>
-        <w:tc>
-          <w:tcPr>
-            <w:tcW w:type="dxa" w:w="5472"/>
-            <w:vAlign w:val="center"/>
-            <w:shd w:fill="FFFFFF"/>
-            <w:tcMar>
-              <w:top w:w="60" w:type="dxa"/>
-              <w:bottom w:w="60" w:type="dxa"/>
-              <w:left w:w="110" w:type="dxa"/>
-              <w:right w:w="110" w:type="dxa"/>
-            </w:tcMar>
-          </w:tcPr>
-          <w:p>
-            <w:pPr>
-              <w:spacing w:after="0" w:line="290" w:lineRule="exact"/>
-            </w:pPr>
-            <w:r>
-              <w:rPr>
-                <w:b w:val="0"/>
-                <w:sz w:val="21"/>
-              </w:rPr>
-              <w:t>驼糕之歌</w:t>
-            </w:r>
-          </w:p>
-        </w:tc>
-      </w:tr>
-    </w:tbl>
-    <w:p>
-      <w:pPr>
-        <w:spacing w:after="0"/>
-      </w:pPr>
-    </w:p>
-    <w:p>
-      <w:pPr>
-        <w:pStyle w:val="Heading2"/>
-      </w:pPr>
-      <w:r>
-        <w:t>歌曲只来一次</w:t>
-      </w:r>
-    </w:p>
-    <w:p>
-      <w:r>
-        <w:t>每次触发的专属歌曲只播放一遍，结束后恢复普通背景音乐；停在原地不会反复循环同一首。山洞与灯塔可以继续累计到下一个指定次数，换到其他视角后再回来可重新探索。南峰亭和东峰亭每累计3次可再次触发。</w:t>
+        <w:t>当前版本为 v1.1.0。设置左上角的版本号也可打开更新列表；列表在原面板内滚动，只有返回图标会回到设置。</w:t>
       </w:r>
     </w:p>
     <w:p>
@@ -1945,12 +874,130 @@
         <w:pStyle w:val="Heading2"/>
       </w:pPr>
       <w:r>
-        <w:t>第十二次的黑暗</w:t>
+        <w:rPr>
+          <w:color w:val="000000"/>
+        </w:rPr>
+        <w:t>v1.1.0</w:t>
       </w:r>
     </w:p>
     <w:p>
+      <w:pPr>
+        <w:keepLines/>
+        <w:spacing w:after="120"/>
+      </w:pPr>
       <w:r>
-        <w:t>山洞第12次触发《大悲咒》时，所有人工灯光突然熄灭，包括山路灯、亭灯、灯塔和洞中转角微光；自然的日光或月光仍然保留。暂停、结束歌曲或退出触发视角后，灯光重新跟随环境恢复。想看清这处彩蛋，夜晚去山洞更有气氛。</w:t>
+        <w:rPr>
+          <w:b/>
+        </w:rPr>
+        <w:t>海岸与水面：</w:t>
+      </w:r>
+      <w:r>
+        <w:t>细沙增加不规则柔软起伏，浅水与拍岸浪花更自然；调整草丛分布和山脚过渡，修复外海方形边界及台风时的泻湖显示。</w:t>
+      </w:r>
+    </w:p>
+    <w:p>
+      <w:pPr>
+        <w:keepLines/>
+        <w:spacing w:after="120"/>
+      </w:pPr>
+      <w:r>
+        <w:rPr>
+          <w:b/>
+        </w:rPr>
+        <w:t>月食与血月：</w:t>
+      </w:r>
+      <w:r>
+        <w:t>暖黄月面逐步进入深色弧形地影，全遮挡时先显现红色日冕，再过渡为明亮红月；保留月面细节，天空、海岛和海面同步染红。</w:t>
+      </w:r>
+    </w:p>
+    <w:p>
+      <w:pPr>
+        <w:keepLines/>
+        <w:spacing w:after="120"/>
+      </w:pPr>
+      <w:r>
+        <w:rPr>
+          <w:b/>
+        </w:rPr>
+        <w:t>冬夜极光：</w:t>
+      </w:r>
+      <w:r>
+        <w:t>晴朗冬夜默认随机出现帘幕、弧带、垂直光柱或头顶放射。极光、日食和月食可切换默认随机、立即出现或关闭。</w:t>
+      </w:r>
+    </w:p>
+    <w:p>
+      <w:pPr>
+        <w:keepLines/>
+        <w:spacing w:after="120"/>
+      </w:pPr>
+      <w:r>
+        <w:rPr>
+          <w:b/>
+        </w:rPr>
+        <w:t>云层与天气：</w:t>
+      </w:r>
+      <w:r>
+        <w:t>云图统一白亮云顶和冷蓝阴影。默认仅用基础云形，其余云形按需加载；少、中、多使用不同图标，雨与台风合并为循环按钮。</w:t>
+      </w:r>
+    </w:p>
+    <w:p>
+      <w:pPr>
+        <w:keepLines/>
+        <w:spacing w:after="120"/>
+      </w:pPr>
+      <w:r>
+        <w:rPr>
+          <w:b/>
+        </w:rPr>
+        <w:t>写实纹理：</w:t>
+      </w:r>
+      <w:r>
+        <w:t>山洞外侧衔接山体，洞内墙面和地面补充纹理并修复漏缝；帆船、码头、灯塔与亭子增加材质，石阶纹理统一。</w:t>
+      </w:r>
+    </w:p>
+    <w:p>
+      <w:pPr>
+        <w:keepLines/>
+        <w:spacing w:after="120"/>
+      </w:pPr>
+      <w:r>
+        <w:rPr>
+          <w:b/>
+        </w:rPr>
+        <w:t>设置与声音：</w:t>
+      </w:r>
+      <w:r>
+        <w:t>工具栏更紧凑，设置面板可拖动，版本列表复用原面板。诗句默认关闭；音乐支持随机与下一首，移除景点点击歌曲彩蛋。</w:t>
+      </w:r>
+    </w:p>
+    <w:p>
+      <w:pPr>
+        <w:keepLines/>
+        <w:spacing w:after="120"/>
+      </w:pPr>
+      <w:r>
+        <w:rPr>
+          <w:b/>
+        </w:rPr>
+        <w:t>加载与运行：</w:t>
+      </w:r>
+      <w:r>
+        <w:t>可选资源支持失败重试和基础材质回退；部分图片无损压缩，鲸豚活动历史使用有界缓存，减少路灯的重复计算。</w:t>
+      </w:r>
+    </w:p>
+    <w:p>
+      <w:pPr>
+        <w:keepLines/>
+        <w:spacing w:after="120"/>
+      </w:pPr>
+      <w:r>
+        <w:rPr>
+          <w:b/>
+        </w:rPr>
+        <w:t>项目维护：</w:t>
+      </w:r>
+      <w:r>
+        <w:t>纹理、程序模型、音乐、脚本和提示词分类；加载文案、版本说明、曲库及默认配置集中管理，临时文件统一存放。</w:t>
       </w:r>
     </w:p>
     <w:p>
@@ -1958,12 +1005,15 @@
         <w:pStyle w:val="Heading2"/>
       </w:pPr>
       <w:r>
-        <w:t>把彩蛋留给一次散步</w:t>
+        <w:rPr>
+          <w:color w:val="000000"/>
+        </w:rPr>
+        <w:t>v1.0.0</w:t>
       </w:r>
     </w:p>
     <w:p>
       <w:r>
-        <w:t>可以先在全岛听一段《山歌好比春江水》，去码头等待《送别》，再沿山路看亭子、风铃与灯塔。最后进入山洞，一次次点击，直到原本温柔的海岛露出另一种气氛。也可以不按表寻找，只开着声音与自动轮换，等远海的船影、鲸鱼和下一次月夜自己出现。</w:t>
+        <w:t>建立海岛漫游、昼夜四季、天气和多个观景视角；加入日食、星座、流星与彗星，丰富云层、晚霞、彩虹和鲸豚活动，提供海浪、风雨与器乐声场。</w:t>
       </w:r>
     </w:p>
     <w:sectPr>
@@ -2433,7 +1483,7 @@
       <w:rFonts w:ascii="Songti SC" w:hAnsi="Songti SC" w:eastAsia="Songti SC"/>
       <w:b/>
       <w:bCs/>
-      <w:color w:val="244D40"/>
+      <w:color w:val="000000"/>
       <w:sz w:val="38"/>
       <w:szCs w:val="28"/>
     </w:rPr>
@@ -2458,7 +1508,7 @@
       <w:rFonts w:ascii="Heiti SC" w:hAnsi="Heiti SC" w:eastAsia="Heiti SC"/>
       <w:b/>
       <w:bCs/>
-      <w:color w:val="244D40"/>
+      <w:color w:val="000000"/>
       <w:sz w:val="24"/>
       <w:szCs w:val="26"/>
     </w:rPr>
@@ -2762,7 +1812,7 @@
       <w:b w:val="0"/>
       <w:i/>
       <w:iCs/>
-      <w:color w:val="60756A"/>
+      <w:color w:val="000000"/>
       <w:spacing w:val="15"/>
       <w:sz w:val="22"/>
       <w:szCs w:val="24"/>
